--- a/cv/Jewel-Rana-CV.docx
+++ b/cv/Jewel-Rana-CV.docx
@@ -34,7 +34,7 @@
           <w:sz w:val="22"/>
           <w:szCs w:val="22"/>
         </w:rPr>
-        <w:t xml:space="preserve">Senior Backend Developer</w:t>
+        <w:t xml:space="preserve">Senior Laravel Backend &amp; Full-Stack Developer</w:t>
       </w:r>
     </w:p>
     <w:p>
@@ -108,7 +108,7 @@
           <w:sz w:val="20"/>
           <w:szCs w:val="20"/>
         </w:rPr>
-        <w:t xml:space="preserve">Backend-focused software engineer with 10+ years of professional experience designing and delivering scalable web platforms, payment systems, inventory workflows, and third-party API integrations.</w:t>
+        <w:t xml:space="preserve">Laravel-focused backend and full-stack software engineer with 10+ years of professional experience designing and delivering scalable web platforms, payment systems, inventory workflows, real-time applications, and third-party API integrations.</w:t>
       </w:r>
     </w:p>
     <w:p>
@@ -467,6 +467,21 @@
           <w:sz w:val="20"/>
           <w:szCs w:val="20"/>
         </w:rPr>
+        <w:t xml:space="preserve">• Handled production-critical incidents and high-pressure releases across payment, card-selling, stock, and partner-integration workflows while protecting transaction and inventory integrity.</w:t>
+      </w:r>
+    </w:p>
+    <w:p>
+      <w:pPr>
+        <w:spacing w:after="60"/>
+        <w:ind w:left="360"/>
+      </w:pPr>
+      <w:r>
+        <w:rPr>
+          <w:rFonts w:ascii="Calibri" w:cs="Calibri" w:eastAsia="Calibri" w:hAnsi="Calibri"/>
+          <w:color w:val="334155"/>
+          <w:sz w:val="20"/>
+          <w:szCs w:val="20"/>
+        </w:rPr>
         <w:t xml:space="preserve">• Designed and integrated third-party APIs for payments, stock, and partner systems using Laravel.</w:t>
       </w:r>
     </w:p>
@@ -1001,7 +1016,7 @@
           <w:sz w:val="22"/>
           <w:szCs w:val="22"/>
         </w:rPr>
-        <w:t xml:space="preserve">Kartat Card-Selling Platform</w:t>
+        <w:t xml:space="preserve">Durpalla Booking Platform Ecosystem</w:t>
       </w:r>
     </w:p>
     <w:p>
@@ -1019,70 +1034,70 @@
           <w:sz w:val="18"/>
           <w:szCs w:val="18"/>
         </w:rPr>
-        <w:t xml:space="preserve">Lead Backend Developer  |  Case study</w:t>
-      </w:r>
-    </w:p>
-    <w:p>
-      <w:pPr>
-        <w:spacing w:after="120"/>
-      </w:pPr>
-      <w:r>
-        <w:rPr>
-          <w:rFonts w:ascii="Calibri" w:cs="Calibri" w:eastAsia="Calibri" w:hAnsi="Calibri"/>
-          <w:b w:val="false"/>
-          <w:bCs w:val="false"/>
-          <w:i w:val="false"/>
-          <w:iCs w:val="false"/>
-          <w:color w:val="0F172A"/>
-          <w:sz w:val="20"/>
-          <w:szCs w:val="20"/>
-        </w:rPr>
-        <w:t xml:space="preserve">End-to-end card-selling application covering inventory management, payment gateway operations, reseller panels, bank partnership flows (including FIB Bank of Iraq), and activity logging.</w:t>
-      </w:r>
-    </w:p>
-    <w:p>
-      <w:pPr>
-        <w:spacing w:after="60"/>
-        <w:ind w:left="360"/>
-      </w:pPr>
-      <w:r>
-        <w:rPr>
-          <w:rFonts w:ascii="Calibri" w:cs="Calibri" w:eastAsia="Calibri" w:hAnsi="Calibri"/>
-          <w:color w:val="334155"/>
-          <w:sz w:val="20"/>
-          <w:szCs w:val="20"/>
-        </w:rPr>
-        <w:t xml:space="preserve">• Built the full application architecture and core business modules</w:t>
-      </w:r>
-    </w:p>
-    <w:p>
-      <w:pPr>
-        <w:spacing w:after="60"/>
-        <w:ind w:left="360"/>
-      </w:pPr>
-      <w:r>
-        <w:rPr>
-          <w:rFonts w:ascii="Calibri" w:cs="Calibri" w:eastAsia="Calibri" w:hAnsi="Calibri"/>
-          <w:color w:val="334155"/>
-          <w:sz w:val="20"/>
-          <w:szCs w:val="20"/>
-        </w:rPr>
-        <w:t xml:space="preserve">• Integrated third-party APIs for partner and gateway operations</w:t>
-      </w:r>
-    </w:p>
-    <w:p>
-      <w:pPr>
-        <w:spacing w:after="60"/>
-        <w:ind w:left="360"/>
-      </w:pPr>
-      <w:r>
-        <w:rPr>
-          <w:rFonts w:ascii="Calibri" w:cs="Calibri" w:eastAsia="Calibri" w:hAnsi="Calibri"/>
-          <w:color w:val="334155"/>
-          <w:sz w:val="20"/>
-          <w:szCs w:val="20"/>
-        </w:rPr>
-        <w:t xml:space="preserve">• Designed reseller and distribution workflows for operational scale</w:t>
+        <w:t xml:space="preserve">Full-Stack Laravel Developer  |  Ongoing case study</w:t>
+      </w:r>
+    </w:p>
+    <w:p>
+      <w:pPr>
+        <w:spacing w:after="120"/>
+      </w:pPr>
+      <w:r>
+        <w:rPr>
+          <w:rFonts w:ascii="Calibri" w:cs="Calibri" w:eastAsia="Calibri" w:hAnsi="Calibri"/>
+          <w:b w:val="false"/>
+          <w:bCs w:val="false"/>
+          <w:i w:val="false"/>
+          <w:iCs w:val="false"/>
+          <w:color w:val="0F172A"/>
+          <w:sz w:val="20"/>
+          <w:szCs w:val="20"/>
+        </w:rPr>
+        <w:t xml:space="preserve">Building an end-to-end booking platform ecosystem that connects a Laravel/PHP API gateway with a Flutter customer application and the services required for complete booking journeys.</w:t>
+      </w:r>
+    </w:p>
+    <w:p>
+      <w:pPr>
+        <w:spacing w:after="60"/>
+        <w:ind w:left="360"/>
+      </w:pPr>
+      <w:r>
+        <w:rPr>
+          <w:rFonts w:ascii="Calibri" w:cs="Calibri" w:eastAsia="Calibri" w:hAnsi="Calibri"/>
+          <w:color w:val="334155"/>
+          <w:sz w:val="20"/>
+          <w:szCs w:val="20"/>
+        </w:rPr>
+        <w:t xml:space="preserve">• Developing the platform across backend services, API integration, and customer-facing booking experiences</w:t>
+      </w:r>
+    </w:p>
+    <w:p>
+      <w:pPr>
+        <w:spacing w:after="60"/>
+        <w:ind w:left="360"/>
+      </w:pPr>
+      <w:r>
+        <w:rPr>
+          <w:rFonts w:ascii="Calibri" w:cs="Calibri" w:eastAsia="Calibri" w:hAnsi="Calibri"/>
+          <w:color w:val="334155"/>
+          <w:sz w:val="20"/>
+          <w:szCs w:val="20"/>
+        </w:rPr>
+        <w:t xml:space="preserve">• Designing a maintainable API ecosystem to support complete booking workflows</w:t>
+      </w:r>
+    </w:p>
+    <w:p>
+      <w:pPr>
+        <w:spacing w:after="60"/>
+        <w:ind w:left="360"/>
+      </w:pPr>
+      <w:r>
+        <w:rPr>
+          <w:rFonts w:ascii="Calibri" w:cs="Calibri" w:eastAsia="Calibri" w:hAnsi="Calibri"/>
+          <w:color w:val="334155"/>
+          <w:sz w:val="20"/>
+          <w:szCs w:val="20"/>
+        </w:rPr>
+        <w:t xml:space="preserve">• Coordinating application and backend delivery as an actively evolving production product</w:t>
       </w:r>
     </w:p>
     <w:p>
@@ -1100,8 +1115,42 @@
           <w:sz w:val="18"/>
           <w:szCs w:val="18"/>
         </w:rPr>
-        <w:t xml:space="preserve">Technologies: Laravel, MySQL, REST APIs, Inventory systems</w:t>
-      </w:r>
+        <w:t xml:space="preserve">Technologies: Laravel, PHP, REST APIs, Flutter, Dart, MySQL</w:t>
+      </w:r>
+    </w:p>
+    <w:p>
+      <w:pPr>
+        <w:spacing w:after="60"/>
+      </w:pPr>
+      <w:hyperlink w:history="1" r:id="rIdrcguxqvh24kojatfefffo">
+        <w:r>
+          <w:rPr>
+            <w:rFonts w:ascii="Calibri" w:cs="Calibri" w:eastAsia="Calibri" w:hAnsi="Calibri"/>
+            <w:color w:val="0F766E"/>
+            <w:sz w:val="18"/>
+            <w:szCs w:val="18"/>
+            <w:u w:val="single"/>
+          </w:rPr>
+          <w:t xml:space="preserve">Flutter booking application</w:t>
+        </w:r>
+      </w:hyperlink>
+    </w:p>
+    <w:p>
+      <w:pPr>
+        <w:spacing w:after="60"/>
+      </w:pPr>
+      <w:hyperlink w:history="1" r:id="rIdfhlxvv4xudks7ppk-gwa5">
+        <w:r>
+          <w:rPr>
+            <w:rFonts w:ascii="Calibri" w:cs="Calibri" w:eastAsia="Calibri" w:hAnsi="Calibri"/>
+            <w:color w:val="0F766E"/>
+            <w:sz w:val="18"/>
+            <w:szCs w:val="18"/>
+            <w:u w:val="single"/>
+          </w:rPr>
+          <w:t xml:space="preserve">API gateway</w:t>
+        </w:r>
+      </w:hyperlink>
     </w:p>
     <w:p>
       <w:pPr>
@@ -1117,7 +1166,7 @@
           <w:sz w:val="22"/>
           <w:szCs w:val="22"/>
         </w:rPr>
-        <w:t xml:space="preserve">FastPay Wallet (Iraq)</w:t>
+        <w:t xml:space="preserve">Kartat Card-Selling Platform</w:t>
       </w:r>
     </w:p>
     <w:p>
@@ -1135,70 +1184,85 @@
           <w:sz w:val="18"/>
           <w:szCs w:val="18"/>
         </w:rPr>
-        <w:t xml:space="preserve">Backend Developer  |  Case study</w:t>
-      </w:r>
-    </w:p>
-    <w:p>
-      <w:pPr>
-        <w:spacing w:after="120"/>
-      </w:pPr>
-      <w:r>
-        <w:rPr>
-          <w:rFonts w:ascii="Calibri" w:cs="Calibri" w:eastAsia="Calibri" w:hAnsi="Calibri"/>
-          <w:b w:val="false"/>
-          <w:bCs w:val="false"/>
-          <w:i w:val="false"/>
-          <w:iCs w:val="false"/>
-          <w:color w:val="0F172A"/>
-          <w:sz w:val="20"/>
-          <w:szCs w:val="20"/>
-        </w:rPr>
-        <w:t xml:space="preserve">Wallet and operational panels for FastPay initiatives serving Iraq, including inventory, corporate, distribution, CRM, and activity-log management systems.</w:t>
-      </w:r>
-    </w:p>
-    <w:p>
-      <w:pPr>
-        <w:spacing w:after="60"/>
-        <w:ind w:left="360"/>
-      </w:pPr>
-      <w:r>
-        <w:rPr>
-          <w:rFonts w:ascii="Calibri" w:cs="Calibri" w:eastAsia="Calibri" w:hAnsi="Calibri"/>
-          <w:color w:val="334155"/>
-          <w:sz w:val="20"/>
-          <w:szCs w:val="20"/>
-        </w:rPr>
-        <w:t xml:space="preserve">• Delivered multiple interconnected Laravel modules for wallet operations</w:t>
-      </w:r>
-    </w:p>
-    <w:p>
-      <w:pPr>
-        <w:spacing w:after="60"/>
-        <w:ind w:left="360"/>
-      </w:pPr>
-      <w:r>
-        <w:rPr>
-          <w:rFonts w:ascii="Calibri" w:cs="Calibri" w:eastAsia="Calibri" w:hAnsi="Calibri"/>
-          <w:color w:val="334155"/>
-          <w:sz w:val="20"/>
-          <w:szCs w:val="20"/>
-        </w:rPr>
-        <w:t xml:space="preserve">• Implemented stock and partner integration workflows</w:t>
-      </w:r>
-    </w:p>
-    <w:p>
-      <w:pPr>
-        <w:spacing w:after="60"/>
-        <w:ind w:left="360"/>
-      </w:pPr>
-      <w:r>
-        <w:rPr>
-          <w:rFonts w:ascii="Calibri" w:cs="Calibri" w:eastAsia="Calibri" w:hAnsi="Calibri"/>
-          <w:color w:val="334155"/>
-          <w:sz w:val="20"/>
-          <w:szCs w:val="20"/>
-        </w:rPr>
-        <w:t xml:space="preserve">• Supported high-trust financial domain requirements around auditability</w:t>
+        <w:t xml:space="preserve">Lead Backend Developer  |  Case study</w:t>
+      </w:r>
+    </w:p>
+    <w:p>
+      <w:pPr>
+        <w:spacing w:after="120"/>
+      </w:pPr>
+      <w:r>
+        <w:rPr>
+          <w:rFonts w:ascii="Calibri" w:cs="Calibri" w:eastAsia="Calibri" w:hAnsi="Calibri"/>
+          <w:b w:val="false"/>
+          <w:bCs w:val="false"/>
+          <w:i w:val="false"/>
+          <w:iCs w:val="false"/>
+          <w:color w:val="0F172A"/>
+          <w:sz w:val="20"/>
+          <w:szCs w:val="20"/>
+        </w:rPr>
+        <w:t xml:space="preserve">End-to-end card-selling application covering inventory management, payment gateway operations, reseller panels, bank partnership flows (including FIB Bank of Iraq), and activity logging.</w:t>
+      </w:r>
+    </w:p>
+    <w:p>
+      <w:pPr>
+        <w:spacing w:after="60"/>
+        <w:ind w:left="360"/>
+      </w:pPr>
+      <w:r>
+        <w:rPr>
+          <w:rFonts w:ascii="Calibri" w:cs="Calibri" w:eastAsia="Calibri" w:hAnsi="Calibri"/>
+          <w:color w:val="334155"/>
+          <w:sz w:val="20"/>
+          <w:szCs w:val="20"/>
+        </w:rPr>
+        <w:t xml:space="preserve">• Built the full application architecture and core business modules</w:t>
+      </w:r>
+    </w:p>
+    <w:p>
+      <w:pPr>
+        <w:spacing w:after="60"/>
+        <w:ind w:left="360"/>
+      </w:pPr>
+      <w:r>
+        <w:rPr>
+          <w:rFonts w:ascii="Calibri" w:cs="Calibri" w:eastAsia="Calibri" w:hAnsi="Calibri"/>
+          <w:color w:val="334155"/>
+          <w:sz w:val="20"/>
+          <w:szCs w:val="20"/>
+        </w:rPr>
+        <w:t xml:space="preserve">• Integrated third-party APIs for partner and gateway operations</w:t>
+      </w:r>
+    </w:p>
+    <w:p>
+      <w:pPr>
+        <w:spacing w:after="60"/>
+        <w:ind w:left="360"/>
+      </w:pPr>
+      <w:r>
+        <w:rPr>
+          <w:rFonts w:ascii="Calibri" w:cs="Calibri" w:eastAsia="Calibri" w:hAnsi="Calibri"/>
+          <w:color w:val="334155"/>
+          <w:sz w:val="20"/>
+          <w:szCs w:val="20"/>
+        </w:rPr>
+        <w:t xml:space="preserve">• Designed reseller and distribution workflows for operational scale</w:t>
+      </w:r>
+    </w:p>
+    <w:p>
+      <w:pPr>
+        <w:spacing w:after="60"/>
+        <w:ind w:left="360"/>
+      </w:pPr>
+      <w:r>
+        <w:rPr>
+          <w:rFonts w:ascii="Calibri" w:cs="Calibri" w:eastAsia="Calibri" w:hAnsi="Calibri"/>
+          <w:color w:val="334155"/>
+          <w:sz w:val="20"/>
+          <w:szCs w:val="20"/>
+        </w:rPr>
+        <w:t xml:space="preserve">• Handled time-sensitive production issues and peak operational pressure while preserving card-sale, stock, and transaction consistency</w:t>
       </w:r>
     </w:p>
     <w:p>
@@ -1216,7 +1280,7 @@
           <w:sz w:val="18"/>
           <w:szCs w:val="18"/>
         </w:rPr>
-        <w:t xml:space="preserve">Technologies: Laravel, MySQL, API integrations, CRM</w:t>
+        <w:t xml:space="preserve">Technologies: Laravel, MySQL, REST APIs, Inventory systems</w:t>
       </w:r>
     </w:p>
     <w:p>
@@ -1233,7 +1297,7 @@
           <w:sz w:val="22"/>
           <w:szCs w:val="22"/>
         </w:rPr>
-        <w:t xml:space="preserve">Jolzatra Online Booking System</w:t>
+        <w:t xml:space="preserve">FastPay Wallet (Iraq)</w:t>
       </w:r>
     </w:p>
     <w:p>
@@ -1251,55 +1315,85 @@
           <w:sz w:val="18"/>
           <w:szCs w:val="18"/>
         </w:rPr>
-        <w:t xml:space="preserve">Software Engineer  |  Case study</w:t>
-      </w:r>
-    </w:p>
-    <w:p>
-      <w:pPr>
-        <w:spacing w:after="120"/>
-      </w:pPr>
-      <w:r>
-        <w:rPr>
-          <w:rFonts w:ascii="Calibri" w:cs="Calibri" w:eastAsia="Calibri" w:hAnsi="Calibri"/>
-          <w:b w:val="false"/>
-          <w:bCs w:val="false"/>
-          <w:i w:val="false"/>
-          <w:iCs w:val="false"/>
-          <w:color w:val="0F172A"/>
-          <w:sz w:val="20"/>
-          <w:szCs w:val="20"/>
-        </w:rPr>
-        <w:t xml:space="preserve">Multi-modal booking platform for launch, bus, train, and air travel with merchant backend and customer-facing booking experiences.</w:t>
-      </w:r>
-    </w:p>
-    <w:p>
-      <w:pPr>
-        <w:spacing w:after="60"/>
-        <w:ind w:left="360"/>
-      </w:pPr>
-      <w:r>
-        <w:rPr>
-          <w:rFonts w:ascii="Calibri" w:cs="Calibri" w:eastAsia="Calibri" w:hAnsi="Calibri"/>
-          <w:color w:val="334155"/>
-          <w:sz w:val="20"/>
-          <w:szCs w:val="20"/>
-        </w:rPr>
-        <w:t xml:space="preserve">• Backend services for merchant and booking operations</w:t>
-      </w:r>
-    </w:p>
-    <w:p>
-      <w:pPr>
-        <w:spacing w:after="60"/>
-        <w:ind w:left="360"/>
-      </w:pPr>
-      <w:r>
-        <w:rPr>
-          <w:rFonts w:ascii="Calibri" w:cs="Calibri" w:eastAsia="Calibri" w:hAnsi="Calibri"/>
-          <w:color w:val="334155"/>
-          <w:sz w:val="20"/>
-          <w:szCs w:val="20"/>
-        </w:rPr>
-        <w:t xml:space="preserve">• Requirement gathering and delivery planning with stakeholders</w:t>
+        <w:t xml:space="preserve">Backend Developer  |  Case study</w:t>
+      </w:r>
+    </w:p>
+    <w:p>
+      <w:pPr>
+        <w:spacing w:after="120"/>
+      </w:pPr>
+      <w:r>
+        <w:rPr>
+          <w:rFonts w:ascii="Calibri" w:cs="Calibri" w:eastAsia="Calibri" w:hAnsi="Calibri"/>
+          <w:b w:val="false"/>
+          <w:bCs w:val="false"/>
+          <w:i w:val="false"/>
+          <w:iCs w:val="false"/>
+          <w:color w:val="0F172A"/>
+          <w:sz w:val="20"/>
+          <w:szCs w:val="20"/>
+        </w:rPr>
+        <w:t xml:space="preserve">Wallet and operational panels for FastPay initiatives serving Iraq, including inventory, corporate, distribution, CRM, and activity-log management systems.</w:t>
+      </w:r>
+    </w:p>
+    <w:p>
+      <w:pPr>
+        <w:spacing w:after="60"/>
+        <w:ind w:left="360"/>
+      </w:pPr>
+      <w:r>
+        <w:rPr>
+          <w:rFonts w:ascii="Calibri" w:cs="Calibri" w:eastAsia="Calibri" w:hAnsi="Calibri"/>
+          <w:color w:val="334155"/>
+          <w:sz w:val="20"/>
+          <w:szCs w:val="20"/>
+        </w:rPr>
+        <w:t xml:space="preserve">• Delivered multiple interconnected Laravel modules for wallet operations</w:t>
+      </w:r>
+    </w:p>
+    <w:p>
+      <w:pPr>
+        <w:spacing w:after="60"/>
+        <w:ind w:left="360"/>
+      </w:pPr>
+      <w:r>
+        <w:rPr>
+          <w:rFonts w:ascii="Calibri" w:cs="Calibri" w:eastAsia="Calibri" w:hAnsi="Calibri"/>
+          <w:color w:val="334155"/>
+          <w:sz w:val="20"/>
+          <w:szCs w:val="20"/>
+        </w:rPr>
+        <w:t xml:space="preserve">• Implemented stock and partner integration workflows</w:t>
+      </w:r>
+    </w:p>
+    <w:p>
+      <w:pPr>
+        <w:spacing w:after="60"/>
+        <w:ind w:left="360"/>
+      </w:pPr>
+      <w:r>
+        <w:rPr>
+          <w:rFonts w:ascii="Calibri" w:cs="Calibri" w:eastAsia="Calibri" w:hAnsi="Calibri"/>
+          <w:color w:val="334155"/>
+          <w:sz w:val="20"/>
+          <w:szCs w:val="20"/>
+        </w:rPr>
+        <w:t xml:space="preserve">• Supported high-trust financial domain requirements around auditability</w:t>
+      </w:r>
+    </w:p>
+    <w:p>
+      <w:pPr>
+        <w:spacing w:after="60"/>
+        <w:ind w:left="360"/>
+      </w:pPr>
+      <w:r>
+        <w:rPr>
+          <w:rFonts w:ascii="Calibri" w:cs="Calibri" w:eastAsia="Calibri" w:hAnsi="Calibri"/>
+          <w:color w:val="334155"/>
+          <w:sz w:val="20"/>
+          <w:szCs w:val="20"/>
+        </w:rPr>
+        <w:t xml:space="preserve">• Troubleshot urgent production incidents and stabilized payment, inventory, and partner workflows under release and operational pressure</w:t>
       </w:r>
     </w:p>
     <w:p>
@@ -1317,7 +1411,7 @@
           <w:sz w:val="18"/>
           <w:szCs w:val="18"/>
         </w:rPr>
-        <w:t xml:space="preserve">Technologies: Laravel, Vue.js, MySQL</w:t>
+        <w:t xml:space="preserve">Technologies: Laravel, MySQL, API integrations, CRM</w:t>
       </w:r>
     </w:p>
     <w:p>
@@ -1334,7 +1428,7 @@
           <w:sz w:val="22"/>
           <w:szCs w:val="22"/>
         </w:rPr>
-        <w:t xml:space="preserve">ISP Bill Manager</w:t>
+        <w:t xml:space="preserve">Jolzatra Online Booking System</w:t>
       </w:r>
     </w:p>
     <w:p>
@@ -1352,55 +1446,55 @@
           <w:sz w:val="18"/>
           <w:szCs w:val="18"/>
         </w:rPr>
-        <w:t xml:space="preserve">Backend Developer  |  Case study</w:t>
-      </w:r>
-    </w:p>
-    <w:p>
-      <w:pPr>
-        <w:spacing w:after="120"/>
-      </w:pPr>
-      <w:r>
-        <w:rPr>
-          <w:rFonts w:ascii="Calibri" w:cs="Calibri" w:eastAsia="Calibri" w:hAnsi="Calibri"/>
-          <w:b w:val="false"/>
-          <w:bCs w:val="false"/>
-          <w:i w:val="false"/>
-          <w:iCs w:val="false"/>
-          <w:color w:val="0F172A"/>
-          <w:sz w:val="20"/>
-          <w:szCs w:val="20"/>
-        </w:rPr>
-        <w:t xml:space="preserve">ISP billing platform with MikroTik integration and payment gateway support (bKash, SSLCommerz).</w:t>
-      </w:r>
-    </w:p>
-    <w:p>
-      <w:pPr>
-        <w:spacing w:after="60"/>
-        <w:ind w:left="360"/>
-      </w:pPr>
-      <w:r>
-        <w:rPr>
-          <w:rFonts w:ascii="Calibri" w:cs="Calibri" w:eastAsia="Calibri" w:hAnsi="Calibri"/>
-          <w:color w:val="334155"/>
-          <w:sz w:val="20"/>
-          <w:szCs w:val="20"/>
-        </w:rPr>
-        <w:t xml:space="preserve">• Router and billing integrations for ISP operations</w:t>
-      </w:r>
-    </w:p>
-    <w:p>
-      <w:pPr>
-        <w:spacing w:after="60"/>
-        <w:ind w:left="360"/>
-      </w:pPr>
-      <w:r>
-        <w:rPr>
-          <w:rFonts w:ascii="Calibri" w:cs="Calibri" w:eastAsia="Calibri" w:hAnsi="Calibri"/>
-          <w:color w:val="334155"/>
-          <w:sz w:val="20"/>
-          <w:szCs w:val="20"/>
-        </w:rPr>
-        <w:t xml:space="preserve">• Payment gateway connectivity for customer collections</w:t>
+        <w:t xml:space="preserve">Software Engineer  |  Case study</w:t>
+      </w:r>
+    </w:p>
+    <w:p>
+      <w:pPr>
+        <w:spacing w:after="120"/>
+      </w:pPr>
+      <w:r>
+        <w:rPr>
+          <w:rFonts w:ascii="Calibri" w:cs="Calibri" w:eastAsia="Calibri" w:hAnsi="Calibri"/>
+          <w:b w:val="false"/>
+          <w:bCs w:val="false"/>
+          <w:i w:val="false"/>
+          <w:iCs w:val="false"/>
+          <w:color w:val="0F172A"/>
+          <w:sz w:val="20"/>
+          <w:szCs w:val="20"/>
+        </w:rPr>
+        <w:t xml:space="preserve">Multi-modal booking platform for launch, bus, train, and air travel with merchant backend and customer-facing booking experiences.</w:t>
+      </w:r>
+    </w:p>
+    <w:p>
+      <w:pPr>
+        <w:spacing w:after="60"/>
+        <w:ind w:left="360"/>
+      </w:pPr>
+      <w:r>
+        <w:rPr>
+          <w:rFonts w:ascii="Calibri" w:cs="Calibri" w:eastAsia="Calibri" w:hAnsi="Calibri"/>
+          <w:color w:val="334155"/>
+          <w:sz w:val="20"/>
+          <w:szCs w:val="20"/>
+        </w:rPr>
+        <w:t xml:space="preserve">• Backend services for merchant and booking operations</w:t>
+      </w:r>
+    </w:p>
+    <w:p>
+      <w:pPr>
+        <w:spacing w:after="60"/>
+        <w:ind w:left="360"/>
+      </w:pPr>
+      <w:r>
+        <w:rPr>
+          <w:rFonts w:ascii="Calibri" w:cs="Calibri" w:eastAsia="Calibri" w:hAnsi="Calibri"/>
+          <w:color w:val="334155"/>
+          <w:sz w:val="20"/>
+          <w:szCs w:val="20"/>
+        </w:rPr>
+        <w:t xml:space="preserve">• Requirement gathering and delivery planning with stakeholders</w:t>
       </w:r>
     </w:p>
     <w:p>
@@ -1418,6 +1512,107 @@
           <w:sz w:val="18"/>
           <w:szCs w:val="18"/>
         </w:rPr>
+        <w:t xml:space="preserve">Technologies: Laravel, Vue.js, MySQL</w:t>
+      </w:r>
+    </w:p>
+    <w:p>
+      <w:pPr>
+        <w:pStyle w:val="Heading2"/>
+        <w:spacing w:after="120" w:before="240"/>
+      </w:pPr>
+      <w:r>
+        <w:rPr>
+          <w:rFonts w:ascii="Calibri" w:cs="Calibri" w:eastAsia="Calibri" w:hAnsi="Calibri"/>
+          <w:b/>
+          <w:bCs/>
+          <w:color w:val="0F172A"/>
+          <w:sz w:val="22"/>
+          <w:szCs w:val="22"/>
+        </w:rPr>
+        <w:t xml:space="preserve">ISP Bill Manager</w:t>
+      </w:r>
+    </w:p>
+    <w:p>
+      <w:pPr>
+        <w:spacing w:after="120"/>
+      </w:pPr>
+      <w:r>
+        <w:rPr>
+          <w:rFonts w:ascii="Calibri" w:cs="Calibri" w:eastAsia="Calibri" w:hAnsi="Calibri"/>
+          <w:b w:val="false"/>
+          <w:bCs w:val="false"/>
+          <w:i w:val="false"/>
+          <w:iCs w:val="false"/>
+          <w:color w:val="475569"/>
+          <w:sz w:val="18"/>
+          <w:szCs w:val="18"/>
+        </w:rPr>
+        <w:t xml:space="preserve">Backend Developer  |  Case study</w:t>
+      </w:r>
+    </w:p>
+    <w:p>
+      <w:pPr>
+        <w:spacing w:after="120"/>
+      </w:pPr>
+      <w:r>
+        <w:rPr>
+          <w:rFonts w:ascii="Calibri" w:cs="Calibri" w:eastAsia="Calibri" w:hAnsi="Calibri"/>
+          <w:b w:val="false"/>
+          <w:bCs w:val="false"/>
+          <w:i w:val="false"/>
+          <w:iCs w:val="false"/>
+          <w:color w:val="0F172A"/>
+          <w:sz w:val="20"/>
+          <w:szCs w:val="20"/>
+        </w:rPr>
+        <w:t xml:space="preserve">ISP billing platform with MikroTik integration and payment gateway support (bKash, SSLCommerz).</w:t>
+      </w:r>
+    </w:p>
+    <w:p>
+      <w:pPr>
+        <w:spacing w:after="60"/>
+        <w:ind w:left="360"/>
+      </w:pPr>
+      <w:r>
+        <w:rPr>
+          <w:rFonts w:ascii="Calibri" w:cs="Calibri" w:eastAsia="Calibri" w:hAnsi="Calibri"/>
+          <w:color w:val="334155"/>
+          <w:sz w:val="20"/>
+          <w:szCs w:val="20"/>
+        </w:rPr>
+        <w:t xml:space="preserve">• Router and billing integrations for ISP operations</w:t>
+      </w:r>
+    </w:p>
+    <w:p>
+      <w:pPr>
+        <w:spacing w:after="60"/>
+        <w:ind w:left="360"/>
+      </w:pPr>
+      <w:r>
+        <w:rPr>
+          <w:rFonts w:ascii="Calibri" w:cs="Calibri" w:eastAsia="Calibri" w:hAnsi="Calibri"/>
+          <w:color w:val="334155"/>
+          <w:sz w:val="20"/>
+          <w:szCs w:val="20"/>
+        </w:rPr>
+        <w:t xml:space="preserve">• Payment gateway connectivity for customer collections</w:t>
+      </w:r>
+    </w:p>
+    <w:p>
+      <w:pPr>
+        <w:spacing w:after="120"/>
+      </w:pPr>
+      <w:r>
+        <w:rPr>
+          <w:rFonts w:ascii="Calibri" w:cs="Calibri" w:eastAsia="Calibri" w:hAnsi="Calibri"/>
+          <w:b w:val="false"/>
+          <w:bCs w:val="false"/>
+          <w:i w:val="false"/>
+          <w:iCs w:val="false"/>
+          <w:color w:val="475569"/>
+          <w:sz w:val="18"/>
+          <w:szCs w:val="18"/>
+        </w:rPr>
         <w:t xml:space="preserve">Technologies: Laravel, MikroTik API, MySQL, Payment gateways</w:t>
       </w:r>
     </w:p>
@@ -1425,7 +1620,7 @@
       <w:pPr>
         <w:spacing w:after="60"/>
       </w:pPr>
-      <w:hyperlink w:history="1" r:id="rIdifmv_-puxrim-7rcvemu3">
+      <w:hyperlink w:history="1" r:id="rIdssqr5sz4yptiqrfbinsrs">
         <w:r>
           <w:rPr>
             <w:rFonts w:ascii="Calibri" w:cs="Calibri" w:eastAsia="Calibri" w:hAnsi="Calibri"/>
@@ -1629,7 +1824,7 @@
       <w:pPr>
         <w:spacing w:after="60"/>
       </w:pPr>
-      <w:hyperlink w:history="1" r:id="rIdb2eehjhkhtrisrpmtl5qu">
+      <w:hyperlink w:history="1" r:id="rIdt8ror_sjyfyb4m-lueoi4">
         <w:r>
           <w:rPr>
             <w:rFonts w:ascii="Calibri" w:cs="Calibri" w:eastAsia="Calibri" w:hAnsi="Calibri"/>
@@ -1684,7 +1879,7 @@
       <w:pPr>
         <w:spacing w:after="60"/>
       </w:pPr>
-      <w:hyperlink w:history="1" r:id="rIdywjxtwb8ri4h90ilr1fql">
+      <w:hyperlink w:history="1" r:id="rIdsqmjyilisouzrb-5n3bjj">
         <w:r>
           <w:rPr>
             <w:rFonts w:ascii="Calibri" w:cs="Calibri" w:eastAsia="Calibri" w:hAnsi="Calibri"/>
@@ -1719,7 +1914,7 @@
       <w:pPr>
         <w:spacing w:after="60"/>
       </w:pPr>
-      <w:hyperlink w:history="1" r:id="rIds5vvtautv7ml-c-ezsuxs">
+      <w:hyperlink w:history="1" r:id="rIdo9ncjscd-fdcloixk2awf">
         <w:r>
           <w:rPr>
             <w:rFonts w:ascii="Calibri" w:cs="Calibri" w:eastAsia="Calibri" w:hAnsi="Calibri"/>
@@ -1754,7 +1949,7 @@
       <w:pPr>
         <w:spacing w:after="60"/>
       </w:pPr>
-      <w:hyperlink w:history="1" r:id="rIdxfql45v8p_zwejs9wszkd">
+      <w:hyperlink w:history="1" r:id="rIdocds4klnfh11fhrqhhy42">
         <w:r>
           <w:rPr>
             <w:rFonts w:ascii="Calibri" w:cs="Calibri" w:eastAsia="Calibri" w:hAnsi="Calibri"/>
@@ -1789,7 +1984,7 @@
       <w:pPr>
         <w:spacing w:after="60"/>
       </w:pPr>
-      <w:hyperlink w:history="1" r:id="rIdliwvjupsdniktz0mz6yk1">
+      <w:hyperlink w:history="1" r:id="rIds9hq2w7xiehj7ufgco4f6">
         <w:r>
           <w:rPr>
             <w:rFonts w:ascii="Calibri" w:cs="Calibri" w:eastAsia="Calibri" w:hAnsi="Calibri"/>
@@ -1824,7 +2019,7 @@
       <w:pPr>
         <w:spacing w:after="60"/>
       </w:pPr>
-      <w:hyperlink w:history="1" r:id="rIdgetuymu4gmwsi36xfydw5">
+      <w:hyperlink w:history="1" r:id="rIdepggt0fvn3ulxqdaqwbgg">
         <w:r>
           <w:rPr>
             <w:rFonts w:ascii="Calibri" w:cs="Calibri" w:eastAsia="Calibri" w:hAnsi="Calibri"/>
@@ -1859,7 +2054,7 @@
       <w:pPr>
         <w:spacing w:after="60"/>
       </w:pPr>
-      <w:hyperlink w:history="1" r:id="rIdwvxmrywheh3agqpzdm1kp">
+      <w:hyperlink w:history="1" r:id="rIdk8ql54mcpelagb8cz9pwh">
         <w:r>
           <w:rPr>
             <w:rFonts w:ascii="Calibri" w:cs="Calibri" w:eastAsia="Calibri" w:hAnsi="Calibri"/>
@@ -1869,6 +2064,111 @@
             <w:u w:val="single"/>
           </w:rPr>
           <w:t xml:space="preserve">https://github.com/jewel-rana/apigw.ecom</w:t>
+        </w:r>
+      </w:hyperlink>
+    </w:p>
+    <w:p>
+      <w:pPr>
+        <w:spacing w:after="120"/>
+      </w:pPr>
+      <w:r>
+        <w:rPr>
+          <w:rFonts w:ascii="Calibri" w:cs="Calibri" w:eastAsia="Calibri" w:hAnsi="Calibri"/>
+          <w:b w:val="false"/>
+          <w:bCs w:val="false"/>
+          <w:i w:val="false"/>
+          <w:iCs w:val="false"/>
+          <w:color w:val="0F172A"/>
+          <w:sz w:val="20"/>
+          <w:szCs w:val="20"/>
+        </w:rPr>
+        <w:t xml:space="preserve">nodejs-chat-with-socket.io (Node.js) — Real-time chat application built with Node.js, Express, and Socket.IO.</w:t>
+      </w:r>
+    </w:p>
+    <w:p>
+      <w:pPr>
+        <w:spacing w:after="60"/>
+      </w:pPr>
+      <w:hyperlink w:history="1" r:id="rIdsztgx7lrq-9zvyecgd873">
+        <w:r>
+          <w:rPr>
+            <w:rFonts w:ascii="Calibri" w:cs="Calibri" w:eastAsia="Calibri" w:hAnsi="Calibri"/>
+            <w:color w:val="0F766E"/>
+            <w:sz w:val="18"/>
+            <w:szCs w:val="18"/>
+            <w:u w:val="single"/>
+          </w:rPr>
+          <w:t xml:space="preserve">https://github.com/jewel-rana/nodejs-chat-with-socket.io</w:t>
+        </w:r>
+      </w:hyperlink>
+    </w:p>
+    <w:p>
+      <w:pPr>
+        <w:spacing w:after="120"/>
+      </w:pPr>
+      <w:r>
+        <w:rPr>
+          <w:rFonts w:ascii="Calibri" w:cs="Calibri" w:eastAsia="Calibri" w:hAnsi="Calibri"/>
+          <w:b w:val="false"/>
+          <w:bCs w:val="false"/>
+          <w:i w:val="false"/>
+          <w:iCs w:val="false"/>
+          <w:color w:val="0F172A"/>
+          <w:sz w:val="20"/>
+          <w:szCs w:val="20"/>
+        </w:rPr>
+        <w:t xml:space="preserve">livesupport (Node.js) — Reusable live-support chat package powered by Node.js, Express, and Socket.IO.</w:t>
+      </w:r>
+    </w:p>
+    <w:p>
+      <w:pPr>
+        <w:spacing w:after="60"/>
+      </w:pPr>
+      <w:hyperlink w:history="1" r:id="rIdxieomagnpydqhs5fykkej">
+        <w:r>
+          <w:rPr>
+            <w:rFonts w:ascii="Calibri" w:cs="Calibri" w:eastAsia="Calibri" w:hAnsi="Calibri"/>
+            <w:color w:val="0F766E"/>
+            <w:sz w:val="18"/>
+            <w:szCs w:val="18"/>
+            <w:u w:val="single"/>
+          </w:rPr>
+          <w:t xml:space="preserve">https://github.com/jewel-rana/livesupport</w:t>
+        </w:r>
+      </w:hyperlink>
+    </w:p>
+    <w:p>
+      <w:pPr>
+        <w:spacing w:after="120"/>
+      </w:pPr>
+      <w:r>
+        <w:rPr>
+          <w:rFonts w:ascii="Calibri" w:cs="Calibri" w:eastAsia="Calibri" w:hAnsi="Calibri"/>
+          <w:b w:val="false"/>
+          <w:bCs w:val="false"/>
+          <w:i w:val="false"/>
+          <w:iCs w:val="false"/>
+          <w:color w:val="0F172A"/>
+          <w:sz w:val="20"/>
+          <w:szCs w:val="20"/>
+        </w:rPr>
+        <w:t xml:space="preserve">chatbot-server (Node.js) — Server-side foundation for a real-time chatbot application.</w:t>
+      </w:r>
+    </w:p>
+    <w:p>
+      <w:pPr>
+        <w:spacing w:after="60"/>
+      </w:pPr>
+      <w:hyperlink w:history="1" r:id="rIdfkut0qdwbuuf6qpgw-9ym">
+        <w:r>
+          <w:rPr>
+            <w:rFonts w:ascii="Calibri" w:cs="Calibri" w:eastAsia="Calibri" w:hAnsi="Calibri"/>
+            <w:color w:val="0F766E"/>
+            <w:sz w:val="18"/>
+            <w:szCs w:val="18"/>
+            <w:u w:val="single"/>
+          </w:rPr>
+          <w:t xml:space="preserve">https://github.com/jewel-rana/chatbot-server</w:t>
         </w:r>
       </w:hyperlink>
     </w:p>

--- a/cv/Jewel-Rana-CV.docx
+++ b/cv/Jewel-Rana-CV.docx
@@ -349,7 +349,7 @@
           <w:sz w:val="20"/>
           <w:szCs w:val="20"/>
         </w:rPr>
-        <w:t xml:space="preserve">DevOps &amp; Tooling: Docker / docker-compose, Nginx, Apache, Linux (Ubuntu, CentOS), Jenkins, Git, AI-assisted development</w:t>
+        <w:t xml:space="preserve">DevOps &amp; Tooling: Docker / docker-compose, Nginx, Apache, Linux (Ubuntu, CentOS), macOS, Jenkins, GitHub Actions CI/CD, Git, AI-assisted development</w:t>
       </w:r>
     </w:p>
     <w:p>
@@ -1122,7 +1122,7 @@
       <w:pPr>
         <w:spacing w:after="60"/>
       </w:pPr>
-      <w:hyperlink w:history="1" r:id="rIdrcguxqvh24kojatfefffo">
+      <w:hyperlink w:history="1" r:id="rIdxr2c99sq_rfri3grh95pg">
         <w:r>
           <w:rPr>
             <w:rFonts w:ascii="Calibri" w:cs="Calibri" w:eastAsia="Calibri" w:hAnsi="Calibri"/>
@@ -1139,7 +1139,7 @@
       <w:pPr>
         <w:spacing w:after="60"/>
       </w:pPr>
-      <w:hyperlink w:history="1" r:id="rIdfhlxvv4xudks7ppk-gwa5">
+      <w:hyperlink w:history="1" r:id="rIdq-aork5dt8gyn4w1g_xqb">
         <w:r>
           <w:rPr>
             <w:rFonts w:ascii="Calibri" w:cs="Calibri" w:eastAsia="Calibri" w:hAnsi="Calibri"/>
@@ -1297,121 +1297,106 @@
           <w:sz w:val="22"/>
           <w:szCs w:val="22"/>
         </w:rPr>
-        <w:t xml:space="preserve">FastPay Wallet (Iraq)</w:t>
-      </w:r>
-    </w:p>
-    <w:p>
-      <w:pPr>
-        <w:spacing w:after="120"/>
-      </w:pPr>
-      <w:r>
-        <w:rPr>
-          <w:rFonts w:ascii="Calibri" w:cs="Calibri" w:eastAsia="Calibri" w:hAnsi="Calibri"/>
-          <w:b w:val="false"/>
-          <w:bCs w:val="false"/>
-          <w:i w:val="false"/>
-          <w:iCs w:val="false"/>
-          <w:color w:val="475569"/>
-          <w:sz w:val="18"/>
-          <w:szCs w:val="18"/>
-        </w:rPr>
-        <w:t xml:space="preserve">Backend Developer  |  Case study</w:t>
-      </w:r>
-    </w:p>
-    <w:p>
-      <w:pPr>
-        <w:spacing w:after="120"/>
-      </w:pPr>
-      <w:r>
-        <w:rPr>
-          <w:rFonts w:ascii="Calibri" w:cs="Calibri" w:eastAsia="Calibri" w:hAnsi="Calibri"/>
-          <w:b w:val="false"/>
-          <w:bCs w:val="false"/>
-          <w:i w:val="false"/>
-          <w:iCs w:val="false"/>
-          <w:color w:val="0F172A"/>
-          <w:sz w:val="20"/>
-          <w:szCs w:val="20"/>
-        </w:rPr>
-        <w:t xml:space="preserve">Wallet and operational panels for FastPay initiatives serving Iraq, including inventory, corporate, distribution, CRM, and activity-log management systems.</w:t>
-      </w:r>
-    </w:p>
-    <w:p>
-      <w:pPr>
-        <w:spacing w:after="60"/>
-        <w:ind w:left="360"/>
-      </w:pPr>
-      <w:r>
-        <w:rPr>
-          <w:rFonts w:ascii="Calibri" w:cs="Calibri" w:eastAsia="Calibri" w:hAnsi="Calibri"/>
-          <w:color w:val="334155"/>
-          <w:sz w:val="20"/>
-          <w:szCs w:val="20"/>
-        </w:rPr>
-        <w:t xml:space="preserve">• Delivered multiple interconnected Laravel modules for wallet operations</w:t>
-      </w:r>
-    </w:p>
-    <w:p>
-      <w:pPr>
-        <w:spacing w:after="60"/>
-        <w:ind w:left="360"/>
-      </w:pPr>
-      <w:r>
-        <w:rPr>
-          <w:rFonts w:ascii="Calibri" w:cs="Calibri" w:eastAsia="Calibri" w:hAnsi="Calibri"/>
-          <w:color w:val="334155"/>
-          <w:sz w:val="20"/>
-          <w:szCs w:val="20"/>
-        </w:rPr>
-        <w:t xml:space="preserve">• Implemented stock and partner integration workflows</w:t>
-      </w:r>
-    </w:p>
-    <w:p>
-      <w:pPr>
-        <w:spacing w:after="60"/>
-        <w:ind w:left="360"/>
-      </w:pPr>
-      <w:r>
-        <w:rPr>
-          <w:rFonts w:ascii="Calibri" w:cs="Calibri" w:eastAsia="Calibri" w:hAnsi="Calibri"/>
-          <w:color w:val="334155"/>
-          <w:sz w:val="20"/>
-          <w:szCs w:val="20"/>
-        </w:rPr>
-        <w:t xml:space="preserve">• Supported high-trust financial domain requirements around auditability</w:t>
-      </w:r>
-    </w:p>
-    <w:p>
-      <w:pPr>
-        <w:spacing w:after="60"/>
-        <w:ind w:left="360"/>
-      </w:pPr>
-      <w:r>
-        <w:rPr>
-          <w:rFonts w:ascii="Calibri" w:cs="Calibri" w:eastAsia="Calibri" w:hAnsi="Calibri"/>
-          <w:color w:val="334155"/>
-          <w:sz w:val="20"/>
-          <w:szCs w:val="20"/>
-        </w:rPr>
-        <w:t xml:space="preserve">• Troubleshot urgent production incidents and stabilized payment, inventory, and partner workflows under release and operational pressure</w:t>
-      </w:r>
-    </w:p>
-    <w:p>
-      <w:pPr>
-        <w:spacing w:after="120"/>
-      </w:pPr>
-      <w:r>
-        <w:rPr>
-          <w:rFonts w:ascii="Calibri" w:cs="Calibri" w:eastAsia="Calibri" w:hAnsi="Calibri"/>
-          <w:b w:val="false"/>
-          <w:bCs w:val="false"/>
-          <w:i w:val="false"/>
-          <w:iCs w:val="false"/>
-          <w:color w:val="475569"/>
-          <w:sz w:val="18"/>
-          <w:szCs w:val="18"/>
-        </w:rPr>
-        <w:t xml:space="preserve">Technologies: Laravel, MySQL, API integrations, CRM</w:t>
+        <w:t xml:space="preserve">iFix Service Management Platform</w:t>
+      </w:r>
+    </w:p>
+    <w:p>
+      <w:pPr>
+        <w:spacing w:after="120"/>
+      </w:pPr>
+      <w:r>
+        <w:rPr>
+          <w:rFonts w:ascii="Calibri" w:cs="Calibri" w:eastAsia="Calibri" w:hAnsi="Calibri"/>
+          <w:b w:val="false"/>
+          <w:bCs w:val="false"/>
+          <w:i w:val="false"/>
+          <w:iCs w:val="false"/>
+          <w:color w:val="475569"/>
+          <w:sz w:val="18"/>
+          <w:szCs w:val="18"/>
+        </w:rPr>
+        <w:t xml:space="preserve">Node.js Backend Developer  |  Private case study</w:t>
+      </w:r>
+    </w:p>
+    <w:p>
+      <w:pPr>
+        <w:spacing w:after="120"/>
+      </w:pPr>
+      <w:r>
+        <w:rPr>
+          <w:rFonts w:ascii="Calibri" w:cs="Calibri" w:eastAsia="Calibri" w:hAnsi="Calibri"/>
+          <w:b w:val="false"/>
+          <w:bCs w:val="false"/>
+          <w:i w:val="false"/>
+          <w:iCs w:val="false"/>
+          <w:color w:val="0F172A"/>
+          <w:sz w:val="20"/>
+          <w:szCs w:val="20"/>
+        </w:rPr>
+        <w:t xml:space="preserve">Node.js-based device repair and service-management platform supporting the operational workflows required to receive, track, and manage customer repair services.</w:t>
+      </w:r>
+    </w:p>
+    <w:p>
+      <w:pPr>
+        <w:spacing w:after="60"/>
+        <w:ind w:left="360"/>
+      </w:pPr>
+      <w:r>
+        <w:rPr>
+          <w:rFonts w:ascii="Calibri" w:cs="Calibri" w:eastAsia="Calibri" w:hAnsi="Calibri"/>
+          <w:color w:val="334155"/>
+          <w:sz w:val="20"/>
+          <w:szCs w:val="20"/>
+        </w:rPr>
+        <w:t xml:space="preserve">• Developed backend functionality for repair-service operations</w:t>
+      </w:r>
+    </w:p>
+    <w:p>
+      <w:pPr>
+        <w:spacing w:after="60"/>
+        <w:ind w:left="360"/>
+      </w:pPr>
+      <w:r>
+        <w:rPr>
+          <w:rFonts w:ascii="Calibri" w:cs="Calibri" w:eastAsia="Calibri" w:hAnsi="Calibri"/>
+          <w:color w:val="334155"/>
+          <w:sz w:val="20"/>
+          <w:szCs w:val="20"/>
+        </w:rPr>
+        <w:t xml:space="preserve">• Translated service-management requirements into maintainable application workflows</w:t>
+      </w:r>
+    </w:p>
+    <w:p>
+      <w:pPr>
+        <w:spacing w:after="60"/>
+        <w:ind w:left="360"/>
+      </w:pPr>
+      <w:r>
+        <w:rPr>
+          <w:rFonts w:ascii="Calibri" w:cs="Calibri" w:eastAsia="Calibri" w:hAnsi="Calibri"/>
+          <w:color w:val="334155"/>
+          <w:sz w:val="20"/>
+          <w:szCs w:val="20"/>
+        </w:rPr>
+        <w:t xml:space="preserve">• Supported reliable day-to-day processing across the repair lifecycle</w:t>
+      </w:r>
+    </w:p>
+    <w:p>
+      <w:pPr>
+        <w:spacing w:after="120"/>
+      </w:pPr>
+      <w:r>
+        <w:rPr>
+          <w:rFonts w:ascii="Calibri" w:cs="Calibri" w:eastAsia="Calibri" w:hAnsi="Calibri"/>
+          <w:b w:val="false"/>
+          <w:bCs w:val="false"/>
+          <w:i w:val="false"/>
+          <w:iCs w:val="false"/>
+          <w:color w:val="475569"/>
+          <w:sz w:val="18"/>
+          <w:szCs w:val="18"/>
+        </w:rPr>
+        <w:t xml:space="preserve">Technologies: Node.js, JavaScript, Backend services</w:t>
       </w:r>
     </w:p>
     <w:p>
@@ -1428,91 +1413,121 @@
           <w:sz w:val="22"/>
           <w:szCs w:val="22"/>
         </w:rPr>
-        <w:t xml:space="preserve">Jolzatra Online Booking System</w:t>
-      </w:r>
-    </w:p>
-    <w:p>
-      <w:pPr>
-        <w:spacing w:after="120"/>
-      </w:pPr>
-      <w:r>
-        <w:rPr>
-          <w:rFonts w:ascii="Calibri" w:cs="Calibri" w:eastAsia="Calibri" w:hAnsi="Calibri"/>
-          <w:b w:val="false"/>
-          <w:bCs w:val="false"/>
-          <w:i w:val="false"/>
-          <w:iCs w:val="false"/>
-          <w:color w:val="475569"/>
-          <w:sz w:val="18"/>
-          <w:szCs w:val="18"/>
-        </w:rPr>
-        <w:t xml:space="preserve">Software Engineer  |  Case study</w:t>
-      </w:r>
-    </w:p>
-    <w:p>
-      <w:pPr>
-        <w:spacing w:after="120"/>
-      </w:pPr>
-      <w:r>
-        <w:rPr>
-          <w:rFonts w:ascii="Calibri" w:cs="Calibri" w:eastAsia="Calibri" w:hAnsi="Calibri"/>
-          <w:b w:val="false"/>
-          <w:bCs w:val="false"/>
-          <w:i w:val="false"/>
-          <w:iCs w:val="false"/>
-          <w:color w:val="0F172A"/>
-          <w:sz w:val="20"/>
-          <w:szCs w:val="20"/>
-        </w:rPr>
-        <w:t xml:space="preserve">Multi-modal booking platform for launch, bus, train, and air travel with merchant backend and customer-facing booking experiences.</w:t>
-      </w:r>
-    </w:p>
-    <w:p>
-      <w:pPr>
-        <w:spacing w:after="60"/>
-        <w:ind w:left="360"/>
-      </w:pPr>
-      <w:r>
-        <w:rPr>
-          <w:rFonts w:ascii="Calibri" w:cs="Calibri" w:eastAsia="Calibri" w:hAnsi="Calibri"/>
-          <w:color w:val="334155"/>
-          <w:sz w:val="20"/>
-          <w:szCs w:val="20"/>
-        </w:rPr>
-        <w:t xml:space="preserve">• Backend services for merchant and booking operations</w:t>
-      </w:r>
-    </w:p>
-    <w:p>
-      <w:pPr>
-        <w:spacing w:after="60"/>
-        <w:ind w:left="360"/>
-      </w:pPr>
-      <w:r>
-        <w:rPr>
-          <w:rFonts w:ascii="Calibri" w:cs="Calibri" w:eastAsia="Calibri" w:hAnsi="Calibri"/>
-          <w:color w:val="334155"/>
-          <w:sz w:val="20"/>
-          <w:szCs w:val="20"/>
-        </w:rPr>
-        <w:t xml:space="preserve">• Requirement gathering and delivery planning with stakeholders</w:t>
-      </w:r>
-    </w:p>
-    <w:p>
-      <w:pPr>
-        <w:spacing w:after="120"/>
-      </w:pPr>
-      <w:r>
-        <w:rPr>
-          <w:rFonts w:ascii="Calibri" w:cs="Calibri" w:eastAsia="Calibri" w:hAnsi="Calibri"/>
-          <w:b w:val="false"/>
-          <w:bCs w:val="false"/>
-          <w:i w:val="false"/>
-          <w:iCs w:val="false"/>
-          <w:color w:val="475569"/>
-          <w:sz w:val="18"/>
-          <w:szCs w:val="18"/>
-        </w:rPr>
-        <w:t xml:space="preserve">Technologies: Laravel, Vue.js, MySQL</w:t>
+        <w:t xml:space="preserve">FastPay Wallet (Iraq)</w:t>
+      </w:r>
+    </w:p>
+    <w:p>
+      <w:pPr>
+        <w:spacing w:after="120"/>
+      </w:pPr>
+      <w:r>
+        <w:rPr>
+          <w:rFonts w:ascii="Calibri" w:cs="Calibri" w:eastAsia="Calibri" w:hAnsi="Calibri"/>
+          <w:b w:val="false"/>
+          <w:bCs w:val="false"/>
+          <w:i w:val="false"/>
+          <w:iCs w:val="false"/>
+          <w:color w:val="475569"/>
+          <w:sz w:val="18"/>
+          <w:szCs w:val="18"/>
+        </w:rPr>
+        <w:t xml:space="preserve">Backend Developer  |  Case study</w:t>
+      </w:r>
+    </w:p>
+    <w:p>
+      <w:pPr>
+        <w:spacing w:after="120"/>
+      </w:pPr>
+      <w:r>
+        <w:rPr>
+          <w:rFonts w:ascii="Calibri" w:cs="Calibri" w:eastAsia="Calibri" w:hAnsi="Calibri"/>
+          <w:b w:val="false"/>
+          <w:bCs w:val="false"/>
+          <w:i w:val="false"/>
+          <w:iCs w:val="false"/>
+          <w:color w:val="0F172A"/>
+          <w:sz w:val="20"/>
+          <w:szCs w:val="20"/>
+        </w:rPr>
+        <w:t xml:space="preserve">Wallet and operational panels for FastPay initiatives serving Iraq, including inventory, corporate, distribution, CRM, and activity-log management systems.</w:t>
+      </w:r>
+    </w:p>
+    <w:p>
+      <w:pPr>
+        <w:spacing w:after="60"/>
+        <w:ind w:left="360"/>
+      </w:pPr>
+      <w:r>
+        <w:rPr>
+          <w:rFonts w:ascii="Calibri" w:cs="Calibri" w:eastAsia="Calibri" w:hAnsi="Calibri"/>
+          <w:color w:val="334155"/>
+          <w:sz w:val="20"/>
+          <w:szCs w:val="20"/>
+        </w:rPr>
+        <w:t xml:space="preserve">• Delivered multiple interconnected Laravel modules for wallet operations</w:t>
+      </w:r>
+    </w:p>
+    <w:p>
+      <w:pPr>
+        <w:spacing w:after="60"/>
+        <w:ind w:left="360"/>
+      </w:pPr>
+      <w:r>
+        <w:rPr>
+          <w:rFonts w:ascii="Calibri" w:cs="Calibri" w:eastAsia="Calibri" w:hAnsi="Calibri"/>
+          <w:color w:val="334155"/>
+          <w:sz w:val="20"/>
+          <w:szCs w:val="20"/>
+        </w:rPr>
+        <w:t xml:space="preserve">• Implemented stock and partner integration workflows</w:t>
+      </w:r>
+    </w:p>
+    <w:p>
+      <w:pPr>
+        <w:spacing w:after="60"/>
+        <w:ind w:left="360"/>
+      </w:pPr>
+      <w:r>
+        <w:rPr>
+          <w:rFonts w:ascii="Calibri" w:cs="Calibri" w:eastAsia="Calibri" w:hAnsi="Calibri"/>
+          <w:color w:val="334155"/>
+          <w:sz w:val="20"/>
+          <w:szCs w:val="20"/>
+        </w:rPr>
+        <w:t xml:space="preserve">• Supported high-trust financial domain requirements around auditability</w:t>
+      </w:r>
+    </w:p>
+    <w:p>
+      <w:pPr>
+        <w:spacing w:after="60"/>
+        <w:ind w:left="360"/>
+      </w:pPr>
+      <w:r>
+        <w:rPr>
+          <w:rFonts w:ascii="Calibri" w:cs="Calibri" w:eastAsia="Calibri" w:hAnsi="Calibri"/>
+          <w:color w:val="334155"/>
+          <w:sz w:val="20"/>
+          <w:szCs w:val="20"/>
+        </w:rPr>
+        <w:t xml:space="preserve">• Troubleshot urgent production incidents and stabilized payment, inventory, and partner workflows under release and operational pressure</w:t>
+      </w:r>
+    </w:p>
+    <w:p>
+      <w:pPr>
+        <w:spacing w:after="120"/>
+      </w:pPr>
+      <w:r>
+        <w:rPr>
+          <w:rFonts w:ascii="Calibri" w:cs="Calibri" w:eastAsia="Calibri" w:hAnsi="Calibri"/>
+          <w:b w:val="false"/>
+          <w:bCs w:val="false"/>
+          <w:i w:val="false"/>
+          <w:iCs w:val="false"/>
+          <w:color w:val="475569"/>
+          <w:sz w:val="18"/>
+          <w:szCs w:val="18"/>
+        </w:rPr>
+        <w:t xml:space="preserve">Technologies: Laravel, MySQL, API integrations, CRM</w:t>
       </w:r>
     </w:p>
     <w:p>
@@ -1529,6 +1544,107 @@
           <w:sz w:val="22"/>
           <w:szCs w:val="22"/>
         </w:rPr>
+        <w:t xml:space="preserve">Jolzatra Online Booking System</w:t>
+      </w:r>
+    </w:p>
+    <w:p>
+      <w:pPr>
+        <w:spacing w:after="120"/>
+      </w:pPr>
+      <w:r>
+        <w:rPr>
+          <w:rFonts w:ascii="Calibri" w:cs="Calibri" w:eastAsia="Calibri" w:hAnsi="Calibri"/>
+          <w:b w:val="false"/>
+          <w:bCs w:val="false"/>
+          <w:i w:val="false"/>
+          <w:iCs w:val="false"/>
+          <w:color w:val="475569"/>
+          <w:sz w:val="18"/>
+          <w:szCs w:val="18"/>
+        </w:rPr>
+        <w:t xml:space="preserve">Software Engineer  |  Case study</w:t>
+      </w:r>
+    </w:p>
+    <w:p>
+      <w:pPr>
+        <w:spacing w:after="120"/>
+      </w:pPr>
+      <w:r>
+        <w:rPr>
+          <w:rFonts w:ascii="Calibri" w:cs="Calibri" w:eastAsia="Calibri" w:hAnsi="Calibri"/>
+          <w:b w:val="false"/>
+          <w:bCs w:val="false"/>
+          <w:i w:val="false"/>
+          <w:iCs w:val="false"/>
+          <w:color w:val="0F172A"/>
+          <w:sz w:val="20"/>
+          <w:szCs w:val="20"/>
+        </w:rPr>
+        <w:t xml:space="preserve">Multi-modal booking platform for launch, bus, train, and air travel with merchant backend and customer-facing booking experiences.</w:t>
+      </w:r>
+    </w:p>
+    <w:p>
+      <w:pPr>
+        <w:spacing w:after="60"/>
+        <w:ind w:left="360"/>
+      </w:pPr>
+      <w:r>
+        <w:rPr>
+          <w:rFonts w:ascii="Calibri" w:cs="Calibri" w:eastAsia="Calibri" w:hAnsi="Calibri"/>
+          <w:color w:val="334155"/>
+          <w:sz w:val="20"/>
+          <w:szCs w:val="20"/>
+        </w:rPr>
+        <w:t xml:space="preserve">• Backend services for merchant and booking operations</w:t>
+      </w:r>
+    </w:p>
+    <w:p>
+      <w:pPr>
+        <w:spacing w:after="60"/>
+        <w:ind w:left="360"/>
+      </w:pPr>
+      <w:r>
+        <w:rPr>
+          <w:rFonts w:ascii="Calibri" w:cs="Calibri" w:eastAsia="Calibri" w:hAnsi="Calibri"/>
+          <w:color w:val="334155"/>
+          <w:sz w:val="20"/>
+          <w:szCs w:val="20"/>
+        </w:rPr>
+        <w:t xml:space="preserve">• Requirement gathering and delivery planning with stakeholders</w:t>
+      </w:r>
+    </w:p>
+    <w:p>
+      <w:pPr>
+        <w:spacing w:after="120"/>
+      </w:pPr>
+      <w:r>
+        <w:rPr>
+          <w:rFonts w:ascii="Calibri" w:cs="Calibri" w:eastAsia="Calibri" w:hAnsi="Calibri"/>
+          <w:b w:val="false"/>
+          <w:bCs w:val="false"/>
+          <w:i w:val="false"/>
+          <w:iCs w:val="false"/>
+          <w:color w:val="475569"/>
+          <w:sz w:val="18"/>
+          <w:szCs w:val="18"/>
+        </w:rPr>
+        <w:t xml:space="preserve">Technologies: Laravel, Vue.js, MySQL</w:t>
+      </w:r>
+    </w:p>
+    <w:p>
+      <w:pPr>
+        <w:pStyle w:val="Heading2"/>
+        <w:spacing w:after="120" w:before="240"/>
+      </w:pPr>
+      <w:r>
+        <w:rPr>
+          <w:rFonts w:ascii="Calibri" w:cs="Calibri" w:eastAsia="Calibri" w:hAnsi="Calibri"/>
+          <w:b/>
+          <w:bCs/>
+          <w:color w:val="0F172A"/>
+          <w:sz w:val="22"/>
+          <w:szCs w:val="22"/>
+        </w:rPr>
         <w:t xml:space="preserve">ISP Bill Manager</w:t>
       </w:r>
     </w:p>
@@ -1620,7 +1736,7 @@
       <w:pPr>
         <w:spacing w:after="60"/>
       </w:pPr>
-      <w:hyperlink w:history="1" r:id="rIdssqr5sz4yptiqrfbinsrs">
+      <w:hyperlink w:history="1" r:id="rIdpkjr8yobbptu40xglkeud">
         <w:r>
           <w:rPr>
             <w:rFonts w:ascii="Calibri" w:cs="Calibri" w:eastAsia="Calibri" w:hAnsi="Calibri"/>
@@ -1824,7 +1940,7 @@
       <w:pPr>
         <w:spacing w:after="60"/>
       </w:pPr>
-      <w:hyperlink w:history="1" r:id="rIdt8ror_sjyfyb4m-lueoi4">
+      <w:hyperlink w:history="1" r:id="rIdzalfhihodbcqq5wq78stp">
         <w:r>
           <w:rPr>
             <w:rFonts w:ascii="Calibri" w:cs="Calibri" w:eastAsia="Calibri" w:hAnsi="Calibri"/>
@@ -1879,7 +1995,7 @@
       <w:pPr>
         <w:spacing w:after="60"/>
       </w:pPr>
-      <w:hyperlink w:history="1" r:id="rIdsqmjyilisouzrb-5n3bjj">
+      <w:hyperlink w:history="1" r:id="rIdb_j6gun83-wb8uq5l7w2u">
         <w:r>
           <w:rPr>
             <w:rFonts w:ascii="Calibri" w:cs="Calibri" w:eastAsia="Calibri" w:hAnsi="Calibri"/>
@@ -1914,7 +2030,7 @@
       <w:pPr>
         <w:spacing w:after="60"/>
       </w:pPr>
-      <w:hyperlink w:history="1" r:id="rIdo9ncjscd-fdcloixk2awf">
+      <w:hyperlink w:history="1" r:id="rIdkuctjoifx8ae0xqkxzu-t">
         <w:r>
           <w:rPr>
             <w:rFonts w:ascii="Calibri" w:cs="Calibri" w:eastAsia="Calibri" w:hAnsi="Calibri"/>
@@ -1949,7 +2065,7 @@
       <w:pPr>
         <w:spacing w:after="60"/>
       </w:pPr>
-      <w:hyperlink w:history="1" r:id="rIdocds4klnfh11fhrqhhy42">
+      <w:hyperlink w:history="1" r:id="rIdyqyv1oo55thyfc0wuhoba">
         <w:r>
           <w:rPr>
             <w:rFonts w:ascii="Calibri" w:cs="Calibri" w:eastAsia="Calibri" w:hAnsi="Calibri"/>
@@ -1984,7 +2100,7 @@
       <w:pPr>
         <w:spacing w:after="60"/>
       </w:pPr>
-      <w:hyperlink w:history="1" r:id="rIds9hq2w7xiehj7ufgco4f6">
+      <w:hyperlink w:history="1" r:id="rIdclzxlyf7pycsmnzwub_ql">
         <w:r>
           <w:rPr>
             <w:rFonts w:ascii="Calibri" w:cs="Calibri" w:eastAsia="Calibri" w:hAnsi="Calibri"/>
@@ -2019,7 +2135,7 @@
       <w:pPr>
         <w:spacing w:after="60"/>
       </w:pPr>
-      <w:hyperlink w:history="1" r:id="rIdepggt0fvn3ulxqdaqwbgg">
+      <w:hyperlink w:history="1" r:id="rId227k4rm2xvxxmsle9_jo0">
         <w:r>
           <w:rPr>
             <w:rFonts w:ascii="Calibri" w:cs="Calibri" w:eastAsia="Calibri" w:hAnsi="Calibri"/>
@@ -2054,7 +2170,7 @@
       <w:pPr>
         <w:spacing w:after="60"/>
       </w:pPr>
-      <w:hyperlink w:history="1" r:id="rIdk8ql54mcpelagb8cz9pwh">
+      <w:hyperlink w:history="1" r:id="rIdnud6evpnz3whweq04fdoi">
         <w:r>
           <w:rPr>
             <w:rFonts w:ascii="Calibri" w:cs="Calibri" w:eastAsia="Calibri" w:hAnsi="Calibri"/>
@@ -2089,7 +2205,7 @@
       <w:pPr>
         <w:spacing w:after="60"/>
       </w:pPr>
-      <w:hyperlink w:history="1" r:id="rIdsztgx7lrq-9zvyecgd873">
+      <w:hyperlink w:history="1" r:id="rIdzir4ycv4sopxpa_rfsi7y">
         <w:r>
           <w:rPr>
             <w:rFonts w:ascii="Calibri" w:cs="Calibri" w:eastAsia="Calibri" w:hAnsi="Calibri"/>
@@ -2124,7 +2240,7 @@
       <w:pPr>
         <w:spacing w:after="60"/>
       </w:pPr>
-      <w:hyperlink w:history="1" r:id="rIdxieomagnpydqhs5fykkej">
+      <w:hyperlink w:history="1" r:id="rIdk92tmbgu1psp9b9lj73yh">
         <w:r>
           <w:rPr>
             <w:rFonts w:ascii="Calibri" w:cs="Calibri" w:eastAsia="Calibri" w:hAnsi="Calibri"/>
@@ -2159,7 +2275,7 @@
       <w:pPr>
         <w:spacing w:after="60"/>
       </w:pPr>
-      <w:hyperlink w:history="1" r:id="rIdfkut0qdwbuuf6qpgw-9ym">
+      <w:hyperlink w:history="1" r:id="rIdmr9irzhaf2dtenos8uymb">
         <w:r>
           <w:rPr>
             <w:rFonts w:ascii="Calibri" w:cs="Calibri" w:eastAsia="Calibri" w:hAnsi="Calibri"/>

--- a/cv/Jewel-Rana-CV.docx
+++ b/cv/Jewel-Rana-CV.docx
@@ -1122,7 +1122,7 @@
       <w:pPr>
         <w:spacing w:after="60"/>
       </w:pPr>
-      <w:hyperlink w:history="1" r:id="rIdxr2c99sq_rfri3grh95pg">
+      <w:hyperlink w:history="1" r:id="rIdpfs-cwrguqt_59cnfh8iq">
         <w:r>
           <w:rPr>
             <w:rFonts w:ascii="Calibri" w:cs="Calibri" w:eastAsia="Calibri" w:hAnsi="Calibri"/>
@@ -1139,7 +1139,7 @@
       <w:pPr>
         <w:spacing w:after="60"/>
       </w:pPr>
-      <w:hyperlink w:history="1" r:id="rIdq-aork5dt8gyn4w1g_xqb">
+      <w:hyperlink w:history="1" r:id="rIdmqwu2d3jszdpw9rdgau26">
         <w:r>
           <w:rPr>
             <w:rFonts w:ascii="Calibri" w:cs="Calibri" w:eastAsia="Calibri" w:hAnsi="Calibri"/>
@@ -1736,7 +1736,7 @@
       <w:pPr>
         <w:spacing w:after="60"/>
       </w:pPr>
-      <w:hyperlink w:history="1" r:id="rIdpkjr8yobbptu40xglkeud">
+      <w:hyperlink w:history="1" r:id="rId1niji2mns3omh0e0mjxtm">
         <w:r>
           <w:rPr>
             <w:rFonts w:ascii="Calibri" w:cs="Calibri" w:eastAsia="Calibri" w:hAnsi="Calibri"/>
@@ -1940,7 +1940,7 @@
       <w:pPr>
         <w:spacing w:after="60"/>
       </w:pPr>
-      <w:hyperlink w:history="1" r:id="rIdzalfhihodbcqq5wq78stp">
+      <w:hyperlink w:history="1" r:id="rIdby-k6gwwfmzkznlfoigbq">
         <w:r>
           <w:rPr>
             <w:rFonts w:ascii="Calibri" w:cs="Calibri" w:eastAsia="Calibri" w:hAnsi="Calibri"/>
@@ -1995,7 +1995,7 @@
       <w:pPr>
         <w:spacing w:after="60"/>
       </w:pPr>
-      <w:hyperlink w:history="1" r:id="rIdb_j6gun83-wb8uq5l7w2u">
+      <w:hyperlink w:history="1" r:id="rId0x88owyzdbxxh5rna9lkz">
         <w:r>
           <w:rPr>
             <w:rFonts w:ascii="Calibri" w:cs="Calibri" w:eastAsia="Calibri" w:hAnsi="Calibri"/>
@@ -2030,7 +2030,7 @@
       <w:pPr>
         <w:spacing w:after="60"/>
       </w:pPr>
-      <w:hyperlink w:history="1" r:id="rIdkuctjoifx8ae0xqkxzu-t">
+      <w:hyperlink w:history="1" r:id="rId5edelrhmwgqxt_jnzynia">
         <w:r>
           <w:rPr>
             <w:rFonts w:ascii="Calibri" w:cs="Calibri" w:eastAsia="Calibri" w:hAnsi="Calibri"/>
@@ -2065,7 +2065,7 @@
       <w:pPr>
         <w:spacing w:after="60"/>
       </w:pPr>
-      <w:hyperlink w:history="1" r:id="rIdyqyv1oo55thyfc0wuhoba">
+      <w:hyperlink w:history="1" r:id="rId1wzmanyxewboohxnxsryc">
         <w:r>
           <w:rPr>
             <w:rFonts w:ascii="Calibri" w:cs="Calibri" w:eastAsia="Calibri" w:hAnsi="Calibri"/>
@@ -2100,7 +2100,7 @@
       <w:pPr>
         <w:spacing w:after="60"/>
       </w:pPr>
-      <w:hyperlink w:history="1" r:id="rIdclzxlyf7pycsmnzwub_ql">
+      <w:hyperlink w:history="1" r:id="rIdm0tdvm3kxokjtgwzvmpxq">
         <w:r>
           <w:rPr>
             <w:rFonts w:ascii="Calibri" w:cs="Calibri" w:eastAsia="Calibri" w:hAnsi="Calibri"/>
@@ -2135,7 +2135,7 @@
       <w:pPr>
         <w:spacing w:after="60"/>
       </w:pPr>
-      <w:hyperlink w:history="1" r:id="rId227k4rm2xvxxmsle9_jo0">
+      <w:hyperlink w:history="1" r:id="rIdey5mjxyhsaw-xikgtwltc">
         <w:r>
           <w:rPr>
             <w:rFonts w:ascii="Calibri" w:cs="Calibri" w:eastAsia="Calibri" w:hAnsi="Calibri"/>
@@ -2170,7 +2170,7 @@
       <w:pPr>
         <w:spacing w:after="60"/>
       </w:pPr>
-      <w:hyperlink w:history="1" r:id="rIdnud6evpnz3whweq04fdoi">
+      <w:hyperlink w:history="1" r:id="rIddjrfd5zri2n_bdmwwuh67">
         <w:r>
           <w:rPr>
             <w:rFonts w:ascii="Calibri" w:cs="Calibri" w:eastAsia="Calibri" w:hAnsi="Calibri"/>
@@ -2205,7 +2205,7 @@
       <w:pPr>
         <w:spacing w:after="60"/>
       </w:pPr>
-      <w:hyperlink w:history="1" r:id="rIdzir4ycv4sopxpa_rfsi7y">
+      <w:hyperlink w:history="1" r:id="rId91rbicntjzzoe11_6gi4h">
         <w:r>
           <w:rPr>
             <w:rFonts w:ascii="Calibri" w:cs="Calibri" w:eastAsia="Calibri" w:hAnsi="Calibri"/>
@@ -2240,7 +2240,7 @@
       <w:pPr>
         <w:spacing w:after="60"/>
       </w:pPr>
-      <w:hyperlink w:history="1" r:id="rIdk92tmbgu1psp9b9lj73yh">
+      <w:hyperlink w:history="1" r:id="rIdeame2_ckjrty6n6hmoln5">
         <w:r>
           <w:rPr>
             <w:rFonts w:ascii="Calibri" w:cs="Calibri" w:eastAsia="Calibri" w:hAnsi="Calibri"/>
@@ -2275,7 +2275,7 @@
       <w:pPr>
         <w:spacing w:after="60"/>
       </w:pPr>
-      <w:hyperlink w:history="1" r:id="rIdmr9irzhaf2dtenos8uymb">
+      <w:hyperlink w:history="1" r:id="rId7we_gedznrmb0fxdse9w9">
         <w:r>
           <w:rPr>
             <w:rFonts w:ascii="Calibri" w:cs="Calibri" w:eastAsia="Calibri" w:hAnsi="Calibri"/>

--- a/cv/Jewel-Rana-CV.docx
+++ b/cv/Jewel-Rana-CV.docx
@@ -1122,7 +1122,7 @@
       <w:pPr>
         <w:spacing w:after="60"/>
       </w:pPr>
-      <w:hyperlink w:history="1" r:id="rIdpfs-cwrguqt_59cnfh8iq">
+      <w:hyperlink w:history="1" r:id="rIdw6y2ipy61jv7b2pag-s9h">
         <w:r>
           <w:rPr>
             <w:rFonts w:ascii="Calibri" w:cs="Calibri" w:eastAsia="Calibri" w:hAnsi="Calibri"/>
@@ -1139,7 +1139,7 @@
       <w:pPr>
         <w:spacing w:after="60"/>
       </w:pPr>
-      <w:hyperlink w:history="1" r:id="rIdmqwu2d3jszdpw9rdgau26">
+      <w:hyperlink w:history="1" r:id="rIdxr4uezaxpuexzbinw2co6">
         <w:r>
           <w:rPr>
             <w:rFonts w:ascii="Calibri" w:cs="Calibri" w:eastAsia="Calibri" w:hAnsi="Calibri"/>
@@ -1736,7 +1736,7 @@
       <w:pPr>
         <w:spacing w:after="60"/>
       </w:pPr>
-      <w:hyperlink w:history="1" r:id="rId1niji2mns3omh0e0mjxtm">
+      <w:hyperlink w:history="1" r:id="rIdwqpg6xv-ysqnmgmnnfo8a">
         <w:r>
           <w:rPr>
             <w:rFonts w:ascii="Calibri" w:cs="Calibri" w:eastAsia="Calibri" w:hAnsi="Calibri"/>
@@ -1940,7 +1940,7 @@
       <w:pPr>
         <w:spacing w:after="60"/>
       </w:pPr>
-      <w:hyperlink w:history="1" r:id="rIdby-k6gwwfmzkznlfoigbq">
+      <w:hyperlink w:history="1" r:id="rIdxwvkkrhogxlpxfyasdp5b">
         <w:r>
           <w:rPr>
             <w:rFonts w:ascii="Calibri" w:cs="Calibri" w:eastAsia="Calibri" w:hAnsi="Calibri"/>
@@ -1995,7 +1995,7 @@
       <w:pPr>
         <w:spacing w:after="60"/>
       </w:pPr>
-      <w:hyperlink w:history="1" r:id="rId0x88owyzdbxxh5rna9lkz">
+      <w:hyperlink w:history="1" r:id="rIdmwz78mktjvrzjomb_eywc">
         <w:r>
           <w:rPr>
             <w:rFonts w:ascii="Calibri" w:cs="Calibri" w:eastAsia="Calibri" w:hAnsi="Calibri"/>
@@ -2030,7 +2030,7 @@
       <w:pPr>
         <w:spacing w:after="60"/>
       </w:pPr>
-      <w:hyperlink w:history="1" r:id="rId5edelrhmwgqxt_jnzynia">
+      <w:hyperlink w:history="1" r:id="rIduauyqx_j5nm9ejxghqbdz">
         <w:r>
           <w:rPr>
             <w:rFonts w:ascii="Calibri" w:cs="Calibri" w:eastAsia="Calibri" w:hAnsi="Calibri"/>
@@ -2065,7 +2065,7 @@
       <w:pPr>
         <w:spacing w:after="60"/>
       </w:pPr>
-      <w:hyperlink w:history="1" r:id="rId1wzmanyxewboohxnxsryc">
+      <w:hyperlink w:history="1" r:id="rIdmua3jdazph6kbo26mnhqg">
         <w:r>
           <w:rPr>
             <w:rFonts w:ascii="Calibri" w:cs="Calibri" w:eastAsia="Calibri" w:hAnsi="Calibri"/>
@@ -2100,7 +2100,7 @@
       <w:pPr>
         <w:spacing w:after="60"/>
       </w:pPr>
-      <w:hyperlink w:history="1" r:id="rIdm0tdvm3kxokjtgwzvmpxq">
+      <w:hyperlink w:history="1" r:id="rIdkyj4t4tzqcos5llxxn0oq">
         <w:r>
           <w:rPr>
             <w:rFonts w:ascii="Calibri" w:cs="Calibri" w:eastAsia="Calibri" w:hAnsi="Calibri"/>
@@ -2135,7 +2135,7 @@
       <w:pPr>
         <w:spacing w:after="60"/>
       </w:pPr>
-      <w:hyperlink w:history="1" r:id="rIdey5mjxyhsaw-xikgtwltc">
+      <w:hyperlink w:history="1" r:id="rIdeg1enctowwqemax73utmv">
         <w:r>
           <w:rPr>
             <w:rFonts w:ascii="Calibri" w:cs="Calibri" w:eastAsia="Calibri" w:hAnsi="Calibri"/>
@@ -2170,7 +2170,7 @@
       <w:pPr>
         <w:spacing w:after="60"/>
       </w:pPr>
-      <w:hyperlink w:history="1" r:id="rIddjrfd5zri2n_bdmwwuh67">
+      <w:hyperlink w:history="1" r:id="rId0roobao3yk3i2wi9_s1uz">
         <w:r>
           <w:rPr>
             <w:rFonts w:ascii="Calibri" w:cs="Calibri" w:eastAsia="Calibri" w:hAnsi="Calibri"/>
@@ -2205,7 +2205,7 @@
       <w:pPr>
         <w:spacing w:after="60"/>
       </w:pPr>
-      <w:hyperlink w:history="1" r:id="rId91rbicntjzzoe11_6gi4h">
+      <w:hyperlink w:history="1" r:id="rIdjk1vfd4y2qmkqwslg4ljh">
         <w:r>
           <w:rPr>
             <w:rFonts w:ascii="Calibri" w:cs="Calibri" w:eastAsia="Calibri" w:hAnsi="Calibri"/>
@@ -2240,7 +2240,7 @@
       <w:pPr>
         <w:spacing w:after="60"/>
       </w:pPr>
-      <w:hyperlink w:history="1" r:id="rIdeame2_ckjrty6n6hmoln5">
+      <w:hyperlink w:history="1" r:id="rId03e3xltwbcy4n02zgqedx">
         <w:r>
           <w:rPr>
             <w:rFonts w:ascii="Calibri" w:cs="Calibri" w:eastAsia="Calibri" w:hAnsi="Calibri"/>
@@ -2275,7 +2275,7 @@
       <w:pPr>
         <w:spacing w:after="60"/>
       </w:pPr>
-      <w:hyperlink w:history="1" r:id="rId7we_gedznrmb0fxdse9w9">
+      <w:hyperlink w:history="1" r:id="rIdjuo69se7rpo1xuwfp7fxz">
         <w:r>
           <w:rPr>
             <w:rFonts w:ascii="Calibri" w:cs="Calibri" w:eastAsia="Calibri" w:hAnsi="Calibri"/>

--- a/cv/Jewel-Rana-CV.docx
+++ b/cv/Jewel-Rana-CV.docx
@@ -108,7 +108,7 @@
           <w:sz w:val="20"/>
           <w:szCs w:val="20"/>
         </w:rPr>
-        <w:t xml:space="preserve">Laravel-focused backend and full-stack software engineer with 10+ years of professional experience designing and delivering scalable web platforms, payment systems, inventory workflows, real-time applications, and third-party API integrations.</w:t>
+        <w:t xml:space="preserve">Backend-focused Laravel and Node.js full-stack software engineer with 8+ years of professional experience designing and delivering scalable web platforms, payment systems, inventory workflows, real-time applications, and third-party API integrations.</w:t>
       </w:r>
     </w:p>
     <w:p>
@@ -179,7 +179,7 @@
           <w:sz w:val="20"/>
           <w:szCs w:val="20"/>
         </w:rPr>
-        <w:t xml:space="preserve">• 10+ years shipping production backend systems across fintech, booking, ISP, and enterprise domains</w:t>
+        <w:t xml:space="preserve">• 8+ years shipping production backend systems across fintech, booking, ISP, and enterprise domains</w:t>
       </w:r>
     </w:p>
     <w:p>
@@ -1122,7 +1122,7 @@
       <w:pPr>
         <w:spacing w:after="60"/>
       </w:pPr>
-      <w:hyperlink w:history="1" r:id="rIdw6y2ipy61jv7b2pag-s9h">
+      <w:hyperlink w:history="1" r:id="rId2qbzo7ipxr0qh7ln6wsnr">
         <w:r>
           <w:rPr>
             <w:rFonts w:ascii="Calibri" w:cs="Calibri" w:eastAsia="Calibri" w:hAnsi="Calibri"/>
@@ -1139,7 +1139,7 @@
       <w:pPr>
         <w:spacing w:after="60"/>
       </w:pPr>
-      <w:hyperlink w:history="1" r:id="rIdxr4uezaxpuexzbinw2co6">
+      <w:hyperlink w:history="1" r:id="rIdgpkeclasnvdjpf5mrmqst">
         <w:r>
           <w:rPr>
             <w:rFonts w:ascii="Calibri" w:cs="Calibri" w:eastAsia="Calibri" w:hAnsi="Calibri"/>
@@ -1736,7 +1736,7 @@
       <w:pPr>
         <w:spacing w:after="60"/>
       </w:pPr>
-      <w:hyperlink w:history="1" r:id="rIdwqpg6xv-ysqnmgmnnfo8a">
+      <w:hyperlink w:history="1" r:id="rIdad-apz7bzmzcvgsdz5dnq">
         <w:r>
           <w:rPr>
             <w:rFonts w:ascii="Calibri" w:cs="Calibri" w:eastAsia="Calibri" w:hAnsi="Calibri"/>
@@ -1940,7 +1940,7 @@
       <w:pPr>
         <w:spacing w:after="60"/>
       </w:pPr>
-      <w:hyperlink w:history="1" r:id="rIdxwvkkrhogxlpxfyasdp5b">
+      <w:hyperlink w:history="1" r:id="rIdg3miglomzz_ocbdujxmi-">
         <w:r>
           <w:rPr>
             <w:rFonts w:ascii="Calibri" w:cs="Calibri" w:eastAsia="Calibri" w:hAnsi="Calibri"/>
@@ -1995,7 +1995,7 @@
       <w:pPr>
         <w:spacing w:after="60"/>
       </w:pPr>
-      <w:hyperlink w:history="1" r:id="rIdmwz78mktjvrzjomb_eywc">
+      <w:hyperlink w:history="1" r:id="rIdnpefaghyrmchvlaopepzh">
         <w:r>
           <w:rPr>
             <w:rFonts w:ascii="Calibri" w:cs="Calibri" w:eastAsia="Calibri" w:hAnsi="Calibri"/>
@@ -2030,7 +2030,7 @@
       <w:pPr>
         <w:spacing w:after="60"/>
       </w:pPr>
-      <w:hyperlink w:history="1" r:id="rIduauyqx_j5nm9ejxghqbdz">
+      <w:hyperlink w:history="1" r:id="rIdo_w5hrlxc_h-y34okg0b3">
         <w:r>
           <w:rPr>
             <w:rFonts w:ascii="Calibri" w:cs="Calibri" w:eastAsia="Calibri" w:hAnsi="Calibri"/>
@@ -2065,7 +2065,7 @@
       <w:pPr>
         <w:spacing w:after="60"/>
       </w:pPr>
-      <w:hyperlink w:history="1" r:id="rIdmua3jdazph6kbo26mnhqg">
+      <w:hyperlink w:history="1" r:id="rId0pij4zjoxtamgnbrjqn_t">
         <w:r>
           <w:rPr>
             <w:rFonts w:ascii="Calibri" w:cs="Calibri" w:eastAsia="Calibri" w:hAnsi="Calibri"/>
@@ -2100,7 +2100,7 @@
       <w:pPr>
         <w:spacing w:after="60"/>
       </w:pPr>
-      <w:hyperlink w:history="1" r:id="rIdkyj4t4tzqcos5llxxn0oq">
+      <w:hyperlink w:history="1" r:id="rIdiw9vjoeei3ldvh3velhfi">
         <w:r>
           <w:rPr>
             <w:rFonts w:ascii="Calibri" w:cs="Calibri" w:eastAsia="Calibri" w:hAnsi="Calibri"/>
@@ -2135,7 +2135,7 @@
       <w:pPr>
         <w:spacing w:after="60"/>
       </w:pPr>
-      <w:hyperlink w:history="1" r:id="rIdeg1enctowwqemax73utmv">
+      <w:hyperlink w:history="1" r:id="rIdq2y28zgkyx8i9ewznqc7u">
         <w:r>
           <w:rPr>
             <w:rFonts w:ascii="Calibri" w:cs="Calibri" w:eastAsia="Calibri" w:hAnsi="Calibri"/>
@@ -2170,7 +2170,7 @@
       <w:pPr>
         <w:spacing w:after="60"/>
       </w:pPr>
-      <w:hyperlink w:history="1" r:id="rId0roobao3yk3i2wi9_s1uz">
+      <w:hyperlink w:history="1" r:id="rIdugrs8m_f5pnscf9itwn2v">
         <w:r>
           <w:rPr>
             <w:rFonts w:ascii="Calibri" w:cs="Calibri" w:eastAsia="Calibri" w:hAnsi="Calibri"/>
@@ -2205,7 +2205,7 @@
       <w:pPr>
         <w:spacing w:after="60"/>
       </w:pPr>
-      <w:hyperlink w:history="1" r:id="rIdjk1vfd4y2qmkqwslg4ljh">
+      <w:hyperlink w:history="1" r:id="rIduokjwh-ixujazkridg1vp">
         <w:r>
           <w:rPr>
             <w:rFonts w:ascii="Calibri" w:cs="Calibri" w:eastAsia="Calibri" w:hAnsi="Calibri"/>
@@ -2240,7 +2240,7 @@
       <w:pPr>
         <w:spacing w:after="60"/>
       </w:pPr>
-      <w:hyperlink w:history="1" r:id="rId03e3xltwbcy4n02zgqedx">
+      <w:hyperlink w:history="1" r:id="rIdgpcasljpywvbydausnfey">
         <w:r>
           <w:rPr>
             <w:rFonts w:ascii="Calibri" w:cs="Calibri" w:eastAsia="Calibri" w:hAnsi="Calibri"/>
@@ -2275,7 +2275,7 @@
       <w:pPr>
         <w:spacing w:after="60"/>
       </w:pPr>
-      <w:hyperlink w:history="1" r:id="rIdjuo69se7rpo1xuwfp7fxz">
+      <w:hyperlink w:history="1" r:id="rIdun6i9vt6gaann3jodusxw">
         <w:r>
           <w:rPr>
             <w:rFonts w:ascii="Calibri" w:cs="Calibri" w:eastAsia="Calibri" w:hAnsi="Calibri"/>
